--- a/docs/Asad_Supervisor_Meeting_Notes.docx
+++ b/docs/Asad_Supervisor_Meeting_Notes.docx
@@ -1,6 +1,6 @@
 
 <file path=word/document.xml><?xml version="1.0" encoding="utf-8"?>
-<w:document xmlns:wpc="http://schemas.microsoft.com/office/word/2010/wordprocessingCanvas" xmlns:cx="http://schemas.microsoft.com/office/drawing/2014/chartex" xmlns:cx1="http://schemas.microsoft.com/office/drawing/2015/9/8/chartex" xmlns:cx2="http://schemas.microsoft.com/office/drawing/2015/10/21/chartex" xmlns:cx3="http://schemas.microsoft.com/office/drawing/2016/5/9/chartex" xmlns:cx4="http://schemas.microsoft.com/office/drawing/2016/5/10/chartex" xmlns:cx5="http://schemas.microsoft.com/office/drawing/2016/5/11/chartex" xmlns:cx6="http://schemas.microsoft.com/office/drawing/2016/5/12/chartex" xmlns:cx7="http://schemas.microsoft.com/office/drawing/2016/5/13/chartex" xmlns:cx8="http://schemas.microsoft.com/office/drawing/2016/5/14/chartex" xmlns:mc="http://schemas.openxmlformats.org/markup-compatibility/2006" xmlns:aink="http://schemas.microsoft.com/office/drawing/2016/ink" xmlns:am3d="http://schemas.microsoft.com/office/drawing/2017/model3d" xmlns:o="urn:schemas-microsoft-com:office:office" xmlns:oel="http://schemas.microsoft.com/office/2019/extlst" xmlns:r="http://schemas.openxmlformats.org/officeDocument/2006/relationships" xmlns:m="http://schemas.openxmlformats.org/officeDocument/2006/math" xmlns:v="urn:schemas-microsoft-com:vml" xmlns:wp14="http://schemas.microsoft.com/office/word/2010/wordprocessingDrawing" xmlns:wp="http://schemas.openxmlformats.org/drawingml/2006/wordprocessingDrawing" xmlns:w10="urn:schemas-microsoft-com:office:word" xmlns:w="http://schemas.openxmlformats.org/wordprocessingml/2006/main" xmlns:w14="http://schemas.microsoft.com/office/word/2010/wordml" xmlns:w15="http://schemas.microsoft.com/office/word/2012/wordml" xmlns:w16cex="http://schemas.microsoft.com/office/word/2018/wordml/cex" xmlns:w16cid="http://schemas.microsoft.com/office/word/2016/wordml/cid" xmlns:w16="http://schemas.microsoft.com/office/word/2018/wordml" xmlns:w16du="http://schemas.microsoft.com/office/word/2023/wordml/word16du" xmlns:w16sdtdh="http://schemas.microsoft.com/office/word/2020/wordml/sdtdatahash" xmlns:w16sdtfl="http://schemas.microsoft.com/office/word/2024/wordml/sdtformatlock" xmlns:w16se="http://schemas.microsoft.com/office/word/2015/wordml/symex" xmlns:wpg="http://schemas.microsoft.com/office/word/2010/wordprocessingGroup" xmlns:wpi="http://schemas.microsoft.com/office/word/2010/wordprocessingInk" xmlns:wne="http://schemas.microsoft.com/office/word/2006/wordml" xmlns:wps="http://schemas.microsoft.com/office/word/2010/wordprocessingShape" mc:Ignorable="w14 w15 w16se w16cid w16 w16cex w16sdtdh w16sdtfl w16du wp14">
+<w:document xmlns:wpc="http://schemas.microsoft.com/office/word/2010/wordprocessingCanvas" xmlns:cx="http://schemas.microsoft.com/office/drawing/2014/chartex" xmlns:cx1="http://schemas.microsoft.com/office/drawing/2015/9/8/chartex" xmlns:cx2="http://schemas.microsoft.com/office/drawing/2015/10/21/chartex" xmlns:cx3="http://schemas.microsoft.com/office/drawing/2016/5/9/chartex" xmlns:cx4="http://schemas.microsoft.com/office/drawing/2016/5/10/chartex" xmlns:cx5="http://schemas.microsoft.com/office/drawing/2016/5/11/chartex" xmlns:cx6="http://schemas.microsoft.com/office/drawing/2016/5/12/chartex" xmlns:cx7="http://schemas.microsoft.com/office/drawing/2016/5/13/chartex" xmlns:cx8="http://schemas.microsoft.com/office/drawing/2016/5/14/chartex" xmlns:mc="http://schemas.openxmlformats.org/markup-compatibility/2006" xmlns:aink="http://schemas.microsoft.com/office/drawing/2016/ink" xmlns:am3d="http://schemas.microsoft.com/office/drawing/2017/model3d" xmlns:o="urn:schemas-microsoft-com:office:office" xmlns:oel="http://schemas.microsoft.com/office/2019/extlst" xmlns:r="http://schemas.openxmlformats.org/officeDocument/2006/relationships" xmlns:m="http://schemas.openxmlformats.org/officeDocument/2006/math" xmlns:v="urn:schemas-microsoft-com:vml" xmlns:wp14="http://schemas.microsoft.com/office/word/2010/wordprocessingDrawing" xmlns:wp="http://schemas.openxmlformats.org/drawingml/2006/wordprocessingDrawing" xmlns:w10="urn:schemas-microsoft-com:office:word" xmlns:w="http://schemas.openxmlformats.org/wordprocessingml/2006/main" xmlns:w14="http://schemas.microsoft.com/office/word/2010/wordml" xmlns:w15="http://schemas.microsoft.com/office/word/2012/wordml" xmlns:w16cei="http://schemas.microsoft.com/office/word/2026/wordml/cei" xmlns:w16cex="http://schemas.microsoft.com/office/word/2018/wordml/cex" xmlns:w16cid="http://schemas.microsoft.com/office/word/2016/wordml/cid" xmlns:w16="http://schemas.microsoft.com/office/word/2018/wordml" xmlns:w16du="http://schemas.microsoft.com/office/word/2023/wordml/word16du" xmlns:w16sdtdh="http://schemas.microsoft.com/office/word/2020/wordml/sdtdatahash" xmlns:w16sdtfl="http://schemas.microsoft.com/office/word/2024/wordml/sdtformatlock" xmlns:w16se="http://schemas.microsoft.com/office/word/2015/wordml/symex" xmlns:wpg="http://schemas.microsoft.com/office/word/2010/wordprocessingGroup" xmlns:wpi="http://schemas.microsoft.com/office/word/2010/wordprocessingInk" xmlns:wne="http://schemas.microsoft.com/office/word/2006/wordml" xmlns:wps="http://schemas.microsoft.com/office/word/2010/wordprocessingShape" mc:Ignorable="w14 w15 w16se w16cid w16 w16cex w16sdtdh w16sdtfl w16du wp14">
   <w:body>
     <w:p>
       <w:pPr>
@@ -3417,13 +3417,7 @@
               <w:jc w:val="center"/>
             </w:pPr>
             <w:r>
-              <w:t>⚠</w:t>
-            </w:r>
-            <w:r>
-              <w:t>️</w:t>
-            </w:r>
-            <w:r>
-              <w:t xml:space="preserve"> Label Leakage</w:t>
+              <w:t>⚠️ Label Leakage</w:t>
             </w:r>
           </w:p>
         </w:tc>
@@ -3555,10 +3549,7 @@
               <w:jc w:val="center"/>
             </w:pPr>
             <w:r>
-              <w:t>✅</w:t>
-            </w:r>
-            <w:r>
-              <w:t xml:space="preserve"> Reliable</w:t>
+              <w:t>✅ Reliable</w:t>
             </w:r>
           </w:p>
         </w:tc>
@@ -3823,10 +3814,7 @@
               <w:jc w:val="center"/>
             </w:pPr>
             <w:r>
-              <w:t>❌</w:t>
-            </w:r>
-            <w:r>
-              <w:t xml:space="preserve"> Poor</w:t>
+              <w:t>❌ Poor</w:t>
             </w:r>
           </w:p>
         </w:tc>
@@ -3958,10 +3946,7 @@
               <w:jc w:val="center"/>
             </w:pPr>
             <w:r>
-              <w:t>❌</w:t>
-            </w:r>
-            <w:r>
-              <w:t xml:space="preserve"> Poor</w:t>
+              <w:t>❌ Poor</w:t>
             </w:r>
           </w:p>
         </w:tc>
@@ -4093,10 +4078,7 @@
               <w:jc w:val="center"/>
             </w:pPr>
             <w:r>
-              <w:t>❌</w:t>
-            </w:r>
-            <w:r>
-              <w:t xml:space="preserve"> Poor</w:t>
+              <w:t>❌ Poor</w:t>
             </w:r>
           </w:p>
         </w:tc>
@@ -4228,10 +4210,7 @@
               <w:jc w:val="center"/>
             </w:pPr>
             <w:r>
-              <w:t>❌</w:t>
-            </w:r>
-            <w:r>
-              <w:t xml:space="preserve"> Poor</w:t>
+              <w:t>❌ Poor</w:t>
             </w:r>
           </w:p>
         </w:tc>
@@ -5353,6 +5332,9 @@
         </w:pBdr>
         <w:spacing w:before="120" w:after="120"/>
       </w:pPr>
+      <w:r>
+        <w:t xml:space="preserve">            </w:t>
+      </w:r>
     </w:p>
     <w:p>
       <w:pPr>
@@ -5857,10 +5839,7 @@
         <w:t>Among total</w:t>
       </w:r>
       <w:r>
-        <w:t xml:space="preserve"> criminals</w:t>
-      </w:r>
-      <w:r>
-        <w:t xml:space="preserve"> — </w:t>
+        <w:t xml:space="preserve"> criminals — </w:t>
       </w:r>
       <w:r>
         <w:t xml:space="preserve">how many are caught </w:t>
@@ -6006,15 +5985,7 @@
           <w:bCs/>
           <w:color w:val="1F4E79"/>
         </w:rPr>
-        <w:t xml:space="preserve"> Fail</w:t>
-      </w:r>
-      <w:r>
-        <w:rPr>
-          <w:b/>
-          <w:bCs/>
-          <w:color w:val="1F4E79"/>
-        </w:rPr>
-        <w:t>?</w:t>
+        <w:t xml:space="preserve"> Fail?</w:t>
       </w:r>
     </w:p>
     <w:p>
@@ -6043,15 +6014,7 @@
           <w:bCs/>
           <w:color w:val="C00000"/>
         </w:rPr>
-        <w:t xml:space="preserve"> fundamental design mismatch</w:t>
-      </w:r>
-      <w:r>
-        <w:rPr>
-          <w:b/>
-          <w:bCs/>
-          <w:color w:val="C00000"/>
-        </w:rPr>
-        <w:t>!</w:t>
+        <w:t xml:space="preserve"> fundamental design mismatch!</w:t>
       </w:r>
     </w:p>
     <w:p>
@@ -6070,100 +6033,84 @@
           <w:bCs/>
           <w:color w:val="2E75B6"/>
         </w:rPr>
-        <w:t xml:space="preserve">GAN </w:t>
-      </w:r>
+        <w:t>GAN Issue</w:t>
+      </w:r>
+    </w:p>
+    <w:p>
+      <w:pPr>
+        <w:spacing w:before="80" w:after="80"/>
+      </w:pPr>
+      <w:r>
+        <w:t>•</w:t>
+      </w:r>
+      <w:r>
+        <w:tab/>
+      </w:r>
+      <w:proofErr w:type="spellStart"/>
+      <w:r>
+        <w:t>GANs</w:t>
+      </w:r>
+      <w:proofErr w:type="spellEnd"/>
+      <w:r>
+        <w:t xml:space="preserve"> require highly diverse data, whereas log data is structured and repetitive.</w:t>
+      </w:r>
+    </w:p>
+    <w:p>
+      <w:pPr>
+        <w:spacing w:before="80" w:after="80"/>
+      </w:pPr>
+      <w:r>
+        <w:t>•</w:t>
+      </w:r>
+      <w:r>
+        <w:tab/>
+        <w:t>Mode Collapse — The GAN keeps generating only one specific type of fake data.</w:t>
+      </w:r>
+    </w:p>
+    <w:p>
+      <w:pPr>
+        <w:spacing w:before="80" w:after="80"/>
+      </w:pPr>
+      <w:r>
+        <w:t>•</w:t>
+      </w:r>
+      <w:r>
+        <w:tab/>
+        <w:t>They were not originally designed for anomaly detection.</w:t>
+      </w:r>
+    </w:p>
+    <w:p>
+      <w:pPr>
+        <w:spacing w:before="80" w:after="80"/>
+      </w:pPr>
+      <w:r>
+        <w:t>•</w:t>
+      </w:r>
+      <w:r>
+        <w:tab/>
+        <w:t xml:space="preserve">Real-life analogy: A GAN is like an artist who creates paintings, but is then tasked with spotting </w:t>
+      </w:r>
+      <w:proofErr w:type="gramStart"/>
+      <w:r>
+        <w:t>fraud  painting</w:t>
+      </w:r>
+      <w:proofErr w:type="gramEnd"/>
+      <w:r>
+        <w:t>—that simply isn't its job!</w:t>
+      </w:r>
+    </w:p>
+    <w:p>
+      <w:pPr>
+        <w:pStyle w:val="Heading2"/>
+        <w:spacing w:before="240" w:after="120"/>
+      </w:pPr>
       <w:r>
         <w:rPr>
           <w:b/>
           <w:bCs/>
           <w:color w:val="2E75B6"/>
         </w:rPr>
-        <w:t>Issue</w:t>
-      </w:r>
-    </w:p>
-    <w:p>
-      <w:pPr>
-        <w:spacing w:before="80" w:after="80"/>
-      </w:pPr>
-      <w:r>
-        <w:t>•</w:t>
-      </w:r>
-      <w:r>
-        <w:tab/>
-      </w:r>
-      <w:proofErr w:type="spellStart"/>
-      <w:r>
-        <w:t>GANs</w:t>
-      </w:r>
-      <w:proofErr w:type="spellEnd"/>
-      <w:r>
-        <w:t xml:space="preserve"> require highly diverse data, whereas log data is structured and repetitive.</w:t>
-      </w:r>
-    </w:p>
-    <w:p>
-      <w:pPr>
-        <w:spacing w:before="80" w:after="80"/>
-      </w:pPr>
-      <w:r>
-        <w:t>•</w:t>
-      </w:r>
-      <w:r>
-        <w:tab/>
-        <w:t>Mode Collapse — The GAN keeps generating only one specific type of fake data.</w:t>
-      </w:r>
-    </w:p>
-    <w:p>
-      <w:pPr>
-        <w:spacing w:before="80" w:after="80"/>
-      </w:pPr>
-      <w:r>
-        <w:t>•</w:t>
-      </w:r>
-      <w:r>
-        <w:tab/>
-        <w:t>They were not originally designed for anomaly detection.</w:t>
-      </w:r>
-    </w:p>
-    <w:p>
-      <w:pPr>
-        <w:spacing w:before="80" w:after="80"/>
-      </w:pPr>
-      <w:r>
-        <w:t>•</w:t>
-      </w:r>
-      <w:r>
-        <w:tab/>
-        <w:t xml:space="preserve">Real-life analogy: A GAN is like an artist who creates paintings, but is then tasked with spotting </w:t>
-      </w:r>
-      <w:proofErr w:type="gramStart"/>
-      <w:r>
-        <w:t>fraud  painting</w:t>
-      </w:r>
-      <w:proofErr w:type="gramEnd"/>
-      <w:r>
-        <w:t>—that simply isn't its job!</w:t>
-      </w:r>
-    </w:p>
-    <w:p>
-      <w:pPr>
-        <w:pStyle w:val="Heading2"/>
-        <w:spacing w:before="240" w:after="120"/>
-      </w:pPr>
-      <w:r>
-        <w:rPr>
-          <w:b/>
-          <w:bCs/>
-          <w:color w:val="2E75B6"/>
-        </w:rPr>
-        <w:t xml:space="preserve">VAE </w:t>
-      </w:r>
-      <w:r>
-        <w:rPr>
-          <w:b/>
-          <w:bCs/>
-          <w:color w:val="2E75B6"/>
-        </w:rPr>
-        <w:t>Issue</w:t>
+        <w:t>VAE Issue</w:t>
       </w:r>
     </w:p>
     <w:p>
@@ -6280,15 +6227,7 @@
           <w:bCs/>
           <w:color w:val="2E75B6"/>
         </w:rPr>
-        <w:t xml:space="preserve">Thesis </w:t>
-      </w:r>
-      <w:r>
-        <w:rPr>
-          <w:b/>
-          <w:bCs/>
-          <w:color w:val="2E75B6"/>
-        </w:rPr>
-        <w:t>Core Finding</w:t>
+        <w:t>Thesis Core Finding</w:t>
       </w:r>
     </w:p>
     <w:p>
@@ -6917,7 +6856,7 @@
 </file>
 
 <file path=word/numbering.xml><?xml version="1.0" encoding="utf-8"?>
-<w:numbering xmlns:wpc="http://schemas.microsoft.com/office/word/2010/wordprocessingCanvas" xmlns:cx="http://schemas.microsoft.com/office/drawing/2014/chartex" xmlns:cx1="http://schemas.microsoft.com/office/drawing/2015/9/8/chartex" xmlns:cx2="http://schemas.microsoft.com/office/drawing/2015/10/21/chartex" xmlns:cx3="http://schemas.microsoft.com/office/drawing/2016/5/9/chartex" xmlns:cx4="http://schemas.microsoft.com/office/drawing/2016/5/10/chartex" xmlns:cx5="http://schemas.microsoft.com/office/drawing/2016/5/11/chartex" xmlns:cx6="http://schemas.microsoft.com/office/drawing/2016/5/12/chartex" xmlns:cx7="http://schemas.microsoft.com/office/drawing/2016/5/13/chartex" xmlns:cx8="http://schemas.microsoft.com/office/drawing/2016/5/14/chartex" xmlns:mc="http://schemas.openxmlformats.org/markup-compatibility/2006" xmlns:aink="http://schemas.microsoft.com/office/drawing/2016/ink" xmlns:am3d="http://schemas.microsoft.com/office/drawing/2017/model3d" xmlns:o="urn:schemas-microsoft-com:office:office" xmlns:oel="http://schemas.microsoft.com/office/2019/extlst" xmlns:r="http://schemas.openxmlformats.org/officeDocument/2006/relationships" xmlns:m="http://schemas.openxmlformats.org/officeDocument/2006/math" xmlns:v="urn:schemas-microsoft-com:vml" xmlns:wp14="http://schemas.microsoft.com/office/word/2010/wordprocessingDrawing" xmlns:wp="http://schemas.openxmlformats.org/drawingml/2006/wordprocessingDrawing" xmlns:w10="urn:schemas-microsoft-com:office:word" xmlns:w="http://schemas.openxmlformats.org/wordprocessingml/2006/main" xmlns:w14="http://schemas.microsoft.com/office/word/2010/wordml" xmlns:w15="http://schemas.microsoft.com/office/word/2012/wordml" xmlns:w16cex="http://schemas.microsoft.com/office/word/2018/wordml/cex" xmlns:w16cid="http://schemas.microsoft.com/office/word/2016/wordml/cid" xmlns:w16="http://schemas.microsoft.com/office/word/2018/wordml" xmlns:w16du="http://schemas.microsoft.com/office/word/2023/wordml/word16du" xmlns:w16sdtdh="http://schemas.microsoft.com/office/word/2020/wordml/sdtdatahash" xmlns:w16sdtfl="http://schemas.microsoft.com/office/word/2024/wordml/sdtformatlock" xmlns:w16se="http://schemas.microsoft.com/office/word/2015/wordml/symex" xmlns:wpg="http://schemas.microsoft.com/office/word/2010/wordprocessingGroup" xmlns:wpi="http://schemas.microsoft.com/office/word/2010/wordprocessingInk" xmlns:wne="http://schemas.microsoft.com/office/word/2006/wordml" xmlns:wps="http://schemas.microsoft.com/office/word/2010/wordprocessingShape" mc:Ignorable="w14 w15 w16se w16cid w16 w16cex w16sdtdh w16sdtfl w16du wp14">
+<w:numbering xmlns:wpc="http://schemas.microsoft.com/office/word/2010/wordprocessingCanvas" xmlns:cx="http://schemas.microsoft.com/office/drawing/2014/chartex" xmlns:cx1="http://schemas.microsoft.com/office/drawing/2015/9/8/chartex" xmlns:cx2="http://schemas.microsoft.com/office/drawing/2015/10/21/chartex" xmlns:cx3="http://schemas.microsoft.com/office/drawing/2016/5/9/chartex" xmlns:cx4="http://schemas.microsoft.com/office/drawing/2016/5/10/chartex" xmlns:cx5="http://schemas.microsoft.com/office/drawing/2016/5/11/chartex" xmlns:cx6="http://schemas.microsoft.com/office/drawing/2016/5/12/chartex" xmlns:cx7="http://schemas.microsoft.com/office/drawing/2016/5/13/chartex" xmlns:cx8="http://schemas.microsoft.com/office/drawing/2016/5/14/chartex" xmlns:mc="http://schemas.openxmlformats.org/markup-compatibility/2006" xmlns:aink="http://schemas.microsoft.com/office/drawing/2016/ink" xmlns:am3d="http://schemas.microsoft.com/office/drawing/2017/model3d" xmlns:o="urn:schemas-microsoft-com:office:office" xmlns:oel="http://schemas.microsoft.com/office/2019/extlst" xmlns:r="http://schemas.openxmlformats.org/officeDocument/2006/relationships" xmlns:m="http://schemas.openxmlformats.org/officeDocument/2006/math" xmlns:v="urn:schemas-microsoft-com:vml" xmlns:wp14="http://schemas.microsoft.com/office/word/2010/wordprocessingDrawing" xmlns:wp="http://schemas.openxmlformats.org/drawingml/2006/wordprocessingDrawing" xmlns:w10="urn:schemas-microsoft-com:office:word" xmlns:w="http://schemas.openxmlformats.org/wordprocessingml/2006/main" xmlns:w14="http://schemas.microsoft.com/office/word/2010/wordml" xmlns:w15="http://schemas.microsoft.com/office/word/2012/wordml" xmlns:w16cei="http://schemas.microsoft.com/office/word/2026/wordml/cei" xmlns:w16cex="http://schemas.microsoft.com/office/word/2018/wordml/cex" xmlns:w16cid="http://schemas.microsoft.com/office/word/2016/wordml/cid" xmlns:w16="http://schemas.microsoft.com/office/word/2018/wordml" xmlns:w16du="http://schemas.microsoft.com/office/word/2023/wordml/word16du" xmlns:w16sdtdh="http://schemas.microsoft.com/office/word/2020/wordml/sdtdatahash" xmlns:w16sdtfl="http://schemas.microsoft.com/office/word/2024/wordml/sdtformatlock" xmlns:w16se="http://schemas.microsoft.com/office/word/2015/wordml/symex" xmlns:wpg="http://schemas.microsoft.com/office/word/2010/wordprocessingGroup" xmlns:wpi="http://schemas.microsoft.com/office/word/2010/wordprocessingInk" xmlns:wne="http://schemas.microsoft.com/office/word/2006/wordml" xmlns:wps="http://schemas.microsoft.com/office/word/2010/wordprocessingShape" mc:Ignorable="w14 w15 w16se w16cid w16 w16cex w16sdtdh w16sdtfl w16du wp14">
   <w:abstractNum w:abstractNumId="0" w15:restartNumberingAfterBreak="0">
     <w:nsid w:val="0AAA54E5"/>
     <w:multiLevelType w:val="hybridMultilevel"/>
@@ -7670,6 +7609,7 @@
   <w:style w:type="character" w:default="1" w:styleId="DefaultParagraphFont">
     <w:name w:val="Default Paragraph Font"/>
     <w:uiPriority w:val="1"/>
+    <w:semiHidden/>
     <w:unhideWhenUsed/>
   </w:style>
   <w:style w:type="table" w:default="1" w:styleId="TableNormal">
